--- a/reports/r0142.docx
+++ b/reports/r0142.docx
@@ -45,7 +45,7 @@
           <w:color w:val="000000"/>
           <w:sz w:val="21"/>
         </w:rPr>
-        <w:t>■ 乌鲁木齐经济总量在新疆维吾尔自治区稳居第一，人均GDP约11.25万元、人均经济实力居全省中游，经济增速由6.00%回落至4.50%、有所放缓；固定资产投资最新增速转负（-4.20%），经济动能仍有待修复。【待补充：乌鲁木齐市的行政与战略定位、支柱产业及龙头企业（数据库未覆盖，需人工补充）】</w:t>
+        <w:t>■ 乌鲁木齐作为新疆维吾尔自治区首府，经济总量在新疆维吾尔自治区稳居第一，人均GDP约11.25万元、人均经济实力居全省中游，经济增速由6.00%回落至4.50%、有所放缓；固定资产投资最新增速转负（-4.20%），经济动能仍有待修复。</w:t>
       </w:r>
     </w:p>
     <w:p>
@@ -75,7 +75,7 @@
           <w:color w:val="000000"/>
           <w:sz w:val="21"/>
         </w:rPr>
-        <w:t>产业结构方面，2025年乌鲁木齐市三次产业结构为0.8:27.9:71.3。【待补充：支柱产业、主要龙头企业、对外贸易等定性描述（数据库未覆盖）】</w:t>
+        <w:t>产业结构方面，2025年乌鲁木齐市三次产业结构为0.8:27.9:71.3，以石油石化、装备制造、新材料、商贸物流为支柱，是面向中亚的区域中心城市。</w:t>
       </w:r>
     </w:p>
     <w:p>
